--- a/frontend/public/originals/chemical-master.docx
+++ b/frontend/public/originals/chemical-master.docx
@@ -53,15 +53,15 @@
     <w:tbl>
       <w:tblPr>
         <w:tblpPr w:leftFromText="180" w:rightFromText="180" w:vertAnchor="text" w:horzAnchor="margin" w:tblpXSpec="center" w:tblpY="71"/>
-        <w:tblW w:w="11681" w:type="dxa"/>
+        <w:tblW w:w="11364" w:type="dxa"/>
         <w:tblLook w:val="04A0" w:firstRow="1" w:lastRow="0" w:firstColumn="1" w:lastColumn="0" w:noHBand="0" w:noVBand="1"/>
       </w:tblPr>
       <w:tblGrid>
-        <w:gridCol w:w="1034"/>
-        <w:gridCol w:w="1991"/>
-        <w:gridCol w:w="2323"/>
-        <w:gridCol w:w="3964"/>
-        <w:gridCol w:w="2369"/>
+        <w:gridCol w:w="1006"/>
+        <w:gridCol w:w="1937"/>
+        <w:gridCol w:w="2260"/>
+        <w:gridCol w:w="3856"/>
+        <w:gridCol w:w="2305"/>
       </w:tblGrid>
       <w:tr>
         <w:trPr>
@@ -69,7 +69,7 @@
         </w:trPr>
         <w:tc>
           <w:tcPr>
-            <w:tcW w:w="1034" w:type="dxa"/>
+            <w:tcW w:w="1006" w:type="dxa"/>
             <w:tcBorders>
               <w:top w:val="nil"/>
               <w:left w:val="nil"/>
@@ -96,7 +96,7 @@
         </w:tc>
         <w:tc>
           <w:tcPr>
-            <w:tcW w:w="1991" w:type="dxa"/>
+            <w:tcW w:w="1937" w:type="dxa"/>
             <w:tcBorders>
               <w:top w:val="nil"/>
               <w:left w:val="nil"/>
@@ -125,7 +125,7 @@
         </w:tc>
         <w:tc>
           <w:tcPr>
-            <w:tcW w:w="6287" w:type="dxa"/>
+            <w:tcW w:w="6116" w:type="dxa"/>
             <w:gridSpan w:val="2"/>
             <w:tcBorders>
               <w:top w:val="single" w:sz="4" w:space="0" w:color="auto"/>
@@ -173,7 +173,7 @@
         </w:tc>
         <w:tc>
           <w:tcPr>
-            <w:tcW w:w="2369" w:type="dxa"/>
+            <w:tcW w:w="2305" w:type="dxa"/>
             <w:tcBorders>
               <w:top w:val="nil"/>
               <w:left w:val="nil"/>
@@ -205,7 +205,7 @@
         </w:trPr>
         <w:tc>
           <w:tcPr>
-            <w:tcW w:w="1034" w:type="dxa"/>
+            <w:tcW w:w="1006" w:type="dxa"/>
             <w:tcBorders>
               <w:top w:val="nil"/>
               <w:left w:val="nil"/>
@@ -232,7 +232,7 @@
         </w:tc>
         <w:tc>
           <w:tcPr>
-            <w:tcW w:w="1991" w:type="dxa"/>
+            <w:tcW w:w="1937" w:type="dxa"/>
             <w:tcBorders>
               <w:top w:val="nil"/>
               <w:left w:val="nil"/>
@@ -259,7 +259,7 @@
         </w:tc>
         <w:tc>
           <w:tcPr>
-            <w:tcW w:w="2323" w:type="dxa"/>
+            <w:tcW w:w="2260" w:type="dxa"/>
             <w:tcBorders>
               <w:top w:val="nil"/>
               <w:left w:val="nil"/>
@@ -286,7 +286,7 @@
         </w:tc>
         <w:tc>
           <w:tcPr>
-            <w:tcW w:w="3964" w:type="dxa"/>
+            <w:tcW w:w="3856" w:type="dxa"/>
             <w:tcBorders>
               <w:top w:val="nil"/>
               <w:left w:val="nil"/>
@@ -313,7 +313,7 @@
         </w:tc>
         <w:tc>
           <w:tcPr>
-            <w:tcW w:w="2369" w:type="dxa"/>
+            <w:tcW w:w="2305" w:type="dxa"/>
             <w:tcBorders>
               <w:top w:val="nil"/>
               <w:left w:val="nil"/>
@@ -345,7 +345,7 @@
         </w:trPr>
         <w:tc>
           <w:tcPr>
-            <w:tcW w:w="1034" w:type="dxa"/>
+            <w:tcW w:w="1006" w:type="dxa"/>
             <w:tcBorders>
               <w:top w:val="single" w:sz="4" w:space="0" w:color="auto"/>
               <w:left w:val="single" w:sz="4" w:space="0" w:color="auto"/>
@@ -381,7 +381,7 @@
         </w:tc>
         <w:tc>
           <w:tcPr>
-            <w:tcW w:w="1991" w:type="dxa"/>
+            <w:tcW w:w="1937" w:type="dxa"/>
             <w:tcBorders>
               <w:top w:val="single" w:sz="4" w:space="0" w:color="auto"/>
               <w:left w:val="nil"/>
@@ -416,7 +416,7 @@
         </w:tc>
         <w:tc>
           <w:tcPr>
-            <w:tcW w:w="2323" w:type="dxa"/>
+            <w:tcW w:w="2260" w:type="dxa"/>
             <w:tcBorders>
               <w:top w:val="single" w:sz="4" w:space="0" w:color="auto"/>
               <w:left w:val="nil"/>
@@ -451,7 +451,7 @@
         </w:tc>
         <w:tc>
           <w:tcPr>
-            <w:tcW w:w="3964" w:type="dxa"/>
+            <w:tcW w:w="3856" w:type="dxa"/>
             <w:tcBorders>
               <w:top w:val="single" w:sz="4" w:space="0" w:color="auto"/>
               <w:left w:val="nil"/>
@@ -486,7 +486,7 @@
         </w:tc>
         <w:tc>
           <w:tcPr>
-            <w:tcW w:w="2369" w:type="dxa"/>
+            <w:tcW w:w="2305" w:type="dxa"/>
             <w:tcBorders>
               <w:top w:val="single" w:sz="4" w:space="0" w:color="auto"/>
               <w:left w:val="nil"/>
@@ -526,7 +526,7 @@
         </w:trPr>
         <w:tc>
           <w:tcPr>
-            <w:tcW w:w="1034" w:type="dxa"/>
+            <w:tcW w:w="1006" w:type="dxa"/>
             <w:tcBorders>
               <w:top w:val="single" w:sz="4" w:space="0" w:color="auto"/>
               <w:left w:val="single" w:sz="4" w:space="0" w:color="auto"/>
@@ -560,7 +560,7 @@
         </w:tc>
         <w:tc>
           <w:tcPr>
-            <w:tcW w:w="1991" w:type="dxa"/>
+            <w:tcW w:w="1937" w:type="dxa"/>
             <w:tcBorders>
               <w:top w:val="single" w:sz="4" w:space="0" w:color="auto"/>
               <w:left w:val="nil"/>
@@ -593,7 +593,7 @@
         </w:tc>
         <w:tc>
           <w:tcPr>
-            <w:tcW w:w="2323" w:type="dxa"/>
+            <w:tcW w:w="2260" w:type="dxa"/>
             <w:tcBorders>
               <w:top w:val="single" w:sz="4" w:space="0" w:color="auto"/>
               <w:left w:val="nil"/>
@@ -626,7 +626,7 @@
         </w:tc>
         <w:tc>
           <w:tcPr>
-            <w:tcW w:w="3964" w:type="dxa"/>
+            <w:tcW w:w="3856" w:type="dxa"/>
             <w:tcBorders>
               <w:top w:val="single" w:sz="4" w:space="0" w:color="auto"/>
               <w:left w:val="nil"/>
@@ -659,7 +659,7 @@
         </w:tc>
         <w:tc>
           <w:tcPr>
-            <w:tcW w:w="2369" w:type="dxa"/>
+            <w:tcW w:w="2305" w:type="dxa"/>
             <w:tcBorders>
               <w:top w:val="single" w:sz="4" w:space="0" w:color="auto"/>
               <w:left w:val="nil"/>
@@ -697,7 +697,7 @@
         </w:trPr>
         <w:tc>
           <w:tcPr>
-            <w:tcW w:w="1034" w:type="dxa"/>
+            <w:tcW w:w="1006" w:type="dxa"/>
             <w:tcBorders>
               <w:top w:val="nil"/>
               <w:left w:val="single" w:sz="4" w:space="0" w:color="auto"/>
@@ -733,7 +733,7 @@
         </w:tc>
         <w:tc>
           <w:tcPr>
-            <w:tcW w:w="1991" w:type="dxa"/>
+            <w:tcW w:w="1937" w:type="dxa"/>
             <w:tcBorders>
               <w:top w:val="nil"/>
               <w:left w:val="nil"/>
@@ -798,7 +798,7 @@
         </w:tc>
         <w:tc>
           <w:tcPr>
-            <w:tcW w:w="2323" w:type="dxa"/>
+            <w:tcW w:w="2260" w:type="dxa"/>
             <w:tcBorders>
               <w:top w:val="nil"/>
               <w:left w:val="nil"/>
@@ -833,7 +833,7 @@
         </w:tc>
         <w:tc>
           <w:tcPr>
-            <w:tcW w:w="3964" w:type="dxa"/>
+            <w:tcW w:w="3856" w:type="dxa"/>
             <w:tcBorders>
               <w:top w:val="nil"/>
               <w:left w:val="nil"/>
@@ -904,7 +904,7 @@
         </w:tc>
         <w:tc>
           <w:tcPr>
-            <w:tcW w:w="2369" w:type="dxa"/>
+            <w:tcW w:w="2305" w:type="dxa"/>
             <w:tcBorders>
               <w:top w:val="nil"/>
               <w:left w:val="nil"/>
@@ -974,7 +974,7 @@
         </w:trPr>
         <w:tc>
           <w:tcPr>
-            <w:tcW w:w="1034" w:type="dxa"/>
+            <w:tcW w:w="1006" w:type="dxa"/>
             <w:tcBorders>
               <w:top w:val="nil"/>
               <w:left w:val="single" w:sz="4" w:space="0" w:color="auto"/>
@@ -1010,7 +1010,7 @@
         </w:tc>
         <w:tc>
           <w:tcPr>
-            <w:tcW w:w="1991" w:type="dxa"/>
+            <w:tcW w:w="1937" w:type="dxa"/>
             <w:tcBorders>
               <w:top w:val="nil"/>
               <w:left w:val="nil"/>
@@ -1044,7 +1044,7 @@
         </w:tc>
         <w:tc>
           <w:tcPr>
-            <w:tcW w:w="2323" w:type="dxa"/>
+            <w:tcW w:w="2260" w:type="dxa"/>
             <w:tcBorders>
               <w:top w:val="nil"/>
               <w:left w:val="nil"/>
@@ -1088,7 +1088,7 @@
         </w:tc>
         <w:tc>
           <w:tcPr>
-            <w:tcW w:w="3964" w:type="dxa"/>
+            <w:tcW w:w="3856" w:type="dxa"/>
             <w:tcBorders>
               <w:top w:val="nil"/>
               <w:left w:val="nil"/>
@@ -1164,7 +1164,7 @@
         </w:tc>
         <w:tc>
           <w:tcPr>
-            <w:tcW w:w="2369" w:type="dxa"/>
+            <w:tcW w:w="2305" w:type="dxa"/>
             <w:tcBorders>
               <w:top w:val="nil"/>
               <w:left w:val="nil"/>
@@ -1282,10 +1282,14 @@
     <w:p/>
     <w:p/>
     <w:sectPr>
-      <w:headerReference w:type="default" r:id="rId8"/>
-      <w:footerReference w:type="even" r:id="rId9"/>
-      <w:pgSz w:w="12240" w:h="15840"/>
-      <w:pgMar w:top="1440" w:right="1440" w:bottom="1440" w:left="1440" w:header="720" w:footer="720" w:gutter="0"/>
+      <w:headerReference w:type="even" r:id="rId8"/>
+      <w:headerReference w:type="default" r:id="rId9"/>
+      <w:footerReference w:type="even" r:id="rId10"/>
+      <w:footerReference w:type="default" r:id="rId11"/>
+      <w:headerReference w:type="first" r:id="rId12"/>
+      <w:footerReference w:type="first" r:id="rId13"/>
+      <w:pgSz w:w="11907" w:h="16839"/>
+      <w:pgMar w:top="1440" w:right="1273" w:bottom="1440" w:left="1273" w:header="720" w:footer="720" w:gutter="0"/>
       <w:cols w:space="720"/>
       <w:docGrid w:linePitch="360"/>
     </w:sectPr>
@@ -1383,6 +1387,26 @@
 </w:ftr>
 </file>
 
+<file path=word/footer2.xml><?xml version="1.0" encoding="utf-8"?>
+<w:ftr xmlns:wpc="http://schemas.microsoft.com/office/word/2010/wordprocessingCanvas" xmlns:cx="http://schemas.microsoft.com/office/drawing/2014/chartex" xmlns:cx1="http://schemas.microsoft.com/office/drawing/2015/9/8/chartex" xmlns:cx2="http://schemas.microsoft.com/office/drawing/2015/10/21/chartex" xmlns:cx3="http://schemas.microsoft.com/office/drawing/2016/5/9/chartex" xmlns:cx4="http://schemas.microsoft.com/office/drawing/2016/5/10/chartex" xmlns:cx5="http://schemas.microsoft.com/office/drawing/2016/5/11/chartex" xmlns:cx6="http://schemas.microsoft.com/office/drawing/2016/5/12/chartex" xmlns:cx7="http://schemas.microsoft.com/office/drawing/2016/5/13/chartex" xmlns:cx8="http://schemas.microsoft.com/office/drawing/2016/5/14/chartex" xmlns:mc="http://schemas.openxmlformats.org/markup-compatibility/2006" xmlns:aink="http://schemas.microsoft.com/office/drawing/2016/ink" xmlns:am3d="http://schemas.microsoft.com/office/drawing/2017/model3d" xmlns:o="urn:schemas-microsoft-com:office:office" xmlns:oel="http://schemas.microsoft.com/office/2019/extlst" xmlns:r="http://schemas.openxmlformats.org/officeDocument/2006/relationships" xmlns:m="http://schemas.openxmlformats.org/officeDocument/2006/math" xmlns:v="urn:schemas-microsoft-com:vml" xmlns:wp14="http://schemas.microsoft.com/office/word/2010/wordprocessingDrawing" xmlns:wp="http://schemas.openxmlformats.org/drawingml/2006/wordprocessingDrawing" xmlns:w10="urn:schemas-microsoft-com:office:word" xmlns:w="http://schemas.openxmlformats.org/wordprocessingml/2006/main" xmlns:w14="http://schemas.microsoft.com/office/word/2010/wordml" xmlns:w15="http://schemas.microsoft.com/office/word/2012/wordml" xmlns:w16cex="http://schemas.microsoft.com/office/word/2018/wordml/cex" xmlns:w16cid="http://schemas.microsoft.com/office/word/2016/wordml/cid" xmlns:w16="http://schemas.microsoft.com/office/word/2018/wordml" xmlns:w16du="http://schemas.microsoft.com/office/word/2023/wordml/word16du" xmlns:w16sdtdh="http://schemas.microsoft.com/office/word/2020/wordml/sdtdatahash" xmlns:w16sdtfl="http://schemas.microsoft.com/office/word/2024/wordml/sdtformatlock" xmlns:w16se="http://schemas.microsoft.com/office/word/2015/wordml/symex" xmlns:wpg="http://schemas.microsoft.com/office/word/2010/wordprocessingGroup" xmlns:wpi="http://schemas.microsoft.com/office/word/2010/wordprocessingInk" xmlns:wne="http://schemas.microsoft.com/office/word/2006/wordml" xmlns:wps="http://schemas.microsoft.com/office/word/2010/wordprocessingShape" mc:Ignorable="w14 w15 w16se w16cid w16 w16cex w16sdtdh w16sdtfl w16du wp14">
+  <w:p>
+    <w:pPr>
+      <w:pStyle w:val="Footer"/>
+    </w:pPr>
+  </w:p>
+</w:ftr>
+</file>
+
+<file path=word/footer3.xml><?xml version="1.0" encoding="utf-8"?>
+<w:ftr xmlns:wpc="http://schemas.microsoft.com/office/word/2010/wordprocessingCanvas" xmlns:cx="http://schemas.microsoft.com/office/drawing/2014/chartex" xmlns:cx1="http://schemas.microsoft.com/office/drawing/2015/9/8/chartex" xmlns:cx2="http://schemas.microsoft.com/office/drawing/2015/10/21/chartex" xmlns:cx3="http://schemas.microsoft.com/office/drawing/2016/5/9/chartex" xmlns:cx4="http://schemas.microsoft.com/office/drawing/2016/5/10/chartex" xmlns:cx5="http://schemas.microsoft.com/office/drawing/2016/5/11/chartex" xmlns:cx6="http://schemas.microsoft.com/office/drawing/2016/5/12/chartex" xmlns:cx7="http://schemas.microsoft.com/office/drawing/2016/5/13/chartex" xmlns:cx8="http://schemas.microsoft.com/office/drawing/2016/5/14/chartex" xmlns:mc="http://schemas.openxmlformats.org/markup-compatibility/2006" xmlns:aink="http://schemas.microsoft.com/office/drawing/2016/ink" xmlns:am3d="http://schemas.microsoft.com/office/drawing/2017/model3d" xmlns:o="urn:schemas-microsoft-com:office:office" xmlns:oel="http://schemas.microsoft.com/office/2019/extlst" xmlns:r="http://schemas.openxmlformats.org/officeDocument/2006/relationships" xmlns:m="http://schemas.openxmlformats.org/officeDocument/2006/math" xmlns:v="urn:schemas-microsoft-com:vml" xmlns:wp14="http://schemas.microsoft.com/office/word/2010/wordprocessingDrawing" xmlns:wp="http://schemas.openxmlformats.org/drawingml/2006/wordprocessingDrawing" xmlns:w10="urn:schemas-microsoft-com:office:word" xmlns:w="http://schemas.openxmlformats.org/wordprocessingml/2006/main" xmlns:w14="http://schemas.microsoft.com/office/word/2010/wordml" xmlns:w15="http://schemas.microsoft.com/office/word/2012/wordml" xmlns:w16cex="http://schemas.microsoft.com/office/word/2018/wordml/cex" xmlns:w16cid="http://schemas.microsoft.com/office/word/2016/wordml/cid" xmlns:w16="http://schemas.microsoft.com/office/word/2018/wordml" xmlns:w16du="http://schemas.microsoft.com/office/word/2023/wordml/word16du" xmlns:w16sdtdh="http://schemas.microsoft.com/office/word/2020/wordml/sdtdatahash" xmlns:w16sdtfl="http://schemas.microsoft.com/office/word/2024/wordml/sdtformatlock" xmlns:w16se="http://schemas.microsoft.com/office/word/2015/wordml/symex" xmlns:wpg="http://schemas.microsoft.com/office/word/2010/wordprocessingGroup" xmlns:wpi="http://schemas.microsoft.com/office/word/2010/wordprocessingInk" xmlns:wne="http://schemas.microsoft.com/office/word/2006/wordml" xmlns:wps="http://schemas.microsoft.com/office/word/2010/wordprocessingShape" mc:Ignorable="w14 w15 w16se w16cid w16 w16cex w16sdtdh w16sdtfl w16du wp14">
+  <w:p>
+    <w:pPr>
+      <w:pStyle w:val="Footer"/>
+    </w:pPr>
+  </w:p>
+</w:ftr>
+</file>
+
 <file path=word/footnotes.xml><?xml version="1.0" encoding="utf-8"?>
 <w:footnotes xmlns:wpc="http://schemas.microsoft.com/office/word/2010/wordprocessingCanvas" xmlns:cx="http://schemas.microsoft.com/office/drawing/2014/chartex" xmlns:cx1="http://schemas.microsoft.com/office/drawing/2015/9/8/chartex" xmlns:cx2="http://schemas.microsoft.com/office/drawing/2015/10/21/chartex" xmlns:cx3="http://schemas.microsoft.com/office/drawing/2016/5/9/chartex" xmlns:cx4="http://schemas.microsoft.com/office/drawing/2016/5/10/chartex" xmlns:cx5="http://schemas.microsoft.com/office/drawing/2016/5/11/chartex" xmlns:cx6="http://schemas.microsoft.com/office/drawing/2016/5/12/chartex" xmlns:cx7="http://schemas.microsoft.com/office/drawing/2016/5/13/chartex" xmlns:cx8="http://schemas.microsoft.com/office/drawing/2016/5/14/chartex" xmlns:mc="http://schemas.openxmlformats.org/markup-compatibility/2006" xmlns:aink="http://schemas.microsoft.com/office/drawing/2016/ink" xmlns:am3d="http://schemas.microsoft.com/office/drawing/2017/model3d" xmlns:o="urn:schemas-microsoft-com:office:office" xmlns:oel="http://schemas.microsoft.com/office/2019/extlst" xmlns:r="http://schemas.openxmlformats.org/officeDocument/2006/relationships" xmlns:m="http://schemas.openxmlformats.org/officeDocument/2006/math" xmlns:v="urn:schemas-microsoft-com:vml" xmlns:wp14="http://schemas.microsoft.com/office/word/2010/wordprocessingDrawing" xmlns:wp="http://schemas.openxmlformats.org/drawingml/2006/wordprocessingDrawing" xmlns:w10="urn:schemas-microsoft-com:office:word" xmlns:w="http://schemas.openxmlformats.org/wordprocessingml/2006/main" xmlns:w14="http://schemas.microsoft.com/office/word/2010/wordml" xmlns:w15="http://schemas.microsoft.com/office/word/2012/wordml" xmlns:w16cex="http://schemas.microsoft.com/office/word/2018/wordml/cex" xmlns:w16cid="http://schemas.microsoft.com/office/word/2016/wordml/cid" xmlns:w16="http://schemas.microsoft.com/office/word/2018/wordml" xmlns:w16du="http://schemas.microsoft.com/office/word/2023/wordml/word16du" xmlns:w16sdtdh="http://schemas.microsoft.com/office/word/2020/wordml/sdtdatahash" xmlns:w16sdtfl="http://schemas.microsoft.com/office/word/2024/wordml/sdtformatlock" xmlns:w16se="http://schemas.microsoft.com/office/word/2015/wordml/symex" xmlns:wpg="http://schemas.microsoft.com/office/word/2010/wordprocessingGroup" xmlns:wpi="http://schemas.microsoft.com/office/word/2010/wordprocessingInk" xmlns:wne="http://schemas.microsoft.com/office/word/2006/wordml" xmlns:wps="http://schemas.microsoft.com/office/word/2010/wordprocessingShape" mc:Ignorable="w14 w15 w16se w16cid w16 w16cex w16sdtdh w16sdtfl w16du wp14">
   <w:footnote w:type="separator" w:id="-1">
@@ -1409,6 +1433,16 @@
 </file>
 
 <file path=word/header1.xml><?xml version="1.0" encoding="utf-8"?>
+<w:hdr xmlns:wpc="http://schemas.microsoft.com/office/word/2010/wordprocessingCanvas" xmlns:cx="http://schemas.microsoft.com/office/drawing/2014/chartex" xmlns:cx1="http://schemas.microsoft.com/office/drawing/2015/9/8/chartex" xmlns:cx2="http://schemas.microsoft.com/office/drawing/2015/10/21/chartex" xmlns:cx3="http://schemas.microsoft.com/office/drawing/2016/5/9/chartex" xmlns:cx4="http://schemas.microsoft.com/office/drawing/2016/5/10/chartex" xmlns:cx5="http://schemas.microsoft.com/office/drawing/2016/5/11/chartex" xmlns:cx6="http://schemas.microsoft.com/office/drawing/2016/5/12/chartex" xmlns:cx7="http://schemas.microsoft.com/office/drawing/2016/5/13/chartex" xmlns:cx8="http://schemas.microsoft.com/office/drawing/2016/5/14/chartex" xmlns:mc="http://schemas.openxmlformats.org/markup-compatibility/2006" xmlns:aink="http://schemas.microsoft.com/office/drawing/2016/ink" xmlns:am3d="http://schemas.microsoft.com/office/drawing/2017/model3d" xmlns:o="urn:schemas-microsoft-com:office:office" xmlns:oel="http://schemas.microsoft.com/office/2019/extlst" xmlns:r="http://schemas.openxmlformats.org/officeDocument/2006/relationships" xmlns:m="http://schemas.openxmlformats.org/officeDocument/2006/math" xmlns:v="urn:schemas-microsoft-com:vml" xmlns:wp14="http://schemas.microsoft.com/office/word/2010/wordprocessingDrawing" xmlns:wp="http://schemas.openxmlformats.org/drawingml/2006/wordprocessingDrawing" xmlns:w10="urn:schemas-microsoft-com:office:word" xmlns:w="http://schemas.openxmlformats.org/wordprocessingml/2006/main" xmlns:w14="http://schemas.microsoft.com/office/word/2010/wordml" xmlns:w15="http://schemas.microsoft.com/office/word/2012/wordml" xmlns:w16cex="http://schemas.microsoft.com/office/word/2018/wordml/cex" xmlns:w16cid="http://schemas.microsoft.com/office/word/2016/wordml/cid" xmlns:w16="http://schemas.microsoft.com/office/word/2018/wordml" xmlns:w16du="http://schemas.microsoft.com/office/word/2023/wordml/word16du" xmlns:w16sdtdh="http://schemas.microsoft.com/office/word/2020/wordml/sdtdatahash" xmlns:w16sdtfl="http://schemas.microsoft.com/office/word/2024/wordml/sdtformatlock" xmlns:w16se="http://schemas.microsoft.com/office/word/2015/wordml/symex" xmlns:wpg="http://schemas.microsoft.com/office/word/2010/wordprocessingGroup" xmlns:wpi="http://schemas.microsoft.com/office/word/2010/wordprocessingInk" xmlns:wne="http://schemas.microsoft.com/office/word/2006/wordml" xmlns:wps="http://schemas.microsoft.com/office/word/2010/wordprocessingShape" mc:Ignorable="w14 w15 w16se w16cid w16 w16cex w16sdtdh w16sdtfl w16du wp14">
+  <w:p>
+    <w:pPr>
+      <w:pStyle w:val="Header"/>
+    </w:pPr>
+  </w:p>
+</w:hdr>
+</file>
+
+<file path=word/header2.xml><?xml version="1.0" encoding="utf-8"?>
 <w:hdr xmlns:wpc="http://schemas.microsoft.com/office/word/2010/wordprocessingCanvas" xmlns:cx="http://schemas.microsoft.com/office/drawing/2014/chartex" xmlns:cx1="http://schemas.microsoft.com/office/drawing/2015/9/8/chartex" xmlns:cx2="http://schemas.microsoft.com/office/drawing/2015/10/21/chartex" xmlns:cx3="http://schemas.microsoft.com/office/drawing/2016/5/9/chartex" xmlns:cx4="http://schemas.microsoft.com/office/drawing/2016/5/10/chartex" xmlns:cx5="http://schemas.microsoft.com/office/drawing/2016/5/11/chartex" xmlns:cx6="http://schemas.microsoft.com/office/drawing/2016/5/12/chartex" xmlns:cx7="http://schemas.microsoft.com/office/drawing/2016/5/13/chartex" xmlns:cx8="http://schemas.microsoft.com/office/drawing/2016/5/14/chartex" xmlns:mc="http://schemas.openxmlformats.org/markup-compatibility/2006" xmlns:aink="http://schemas.microsoft.com/office/drawing/2016/ink" xmlns:am3d="http://schemas.microsoft.com/office/drawing/2017/model3d" xmlns:o="urn:schemas-microsoft-com:office:office" xmlns:oel="http://schemas.microsoft.com/office/2019/extlst" xmlns:r="http://schemas.openxmlformats.org/officeDocument/2006/relationships" xmlns:m="http://schemas.openxmlformats.org/officeDocument/2006/math" xmlns:v="urn:schemas-microsoft-com:vml" xmlns:wp14="http://schemas.microsoft.com/office/word/2010/wordprocessingDrawing" xmlns:wp="http://schemas.openxmlformats.org/drawingml/2006/wordprocessingDrawing" xmlns:w10="urn:schemas-microsoft-com:office:word" xmlns:w="http://schemas.openxmlformats.org/wordprocessingml/2006/main" xmlns:w14="http://schemas.microsoft.com/office/word/2010/wordml" xmlns:w15="http://schemas.microsoft.com/office/word/2012/wordml" xmlns:w16cex="http://schemas.microsoft.com/office/word/2018/wordml/cex" xmlns:w16cid="http://schemas.microsoft.com/office/word/2016/wordml/cid" xmlns:w16="http://schemas.microsoft.com/office/word/2018/wordml" xmlns:w16du="http://schemas.microsoft.com/office/word/2023/wordml/word16du" xmlns:w16sdtdh="http://schemas.microsoft.com/office/word/2020/wordml/sdtdatahash" xmlns:w16sdtfl="http://schemas.microsoft.com/office/word/2024/wordml/sdtformatlock" xmlns:w16se="http://schemas.microsoft.com/office/word/2015/wordml/symex" xmlns:wpg="http://schemas.microsoft.com/office/word/2010/wordprocessingGroup" xmlns:wpi="http://schemas.microsoft.com/office/word/2010/wordprocessingInk" xmlns:wne="http://schemas.microsoft.com/office/word/2006/wordml" xmlns:wps="http://schemas.microsoft.com/office/word/2010/wordprocessingShape" mc:Ignorable="w14 w15 w16se w16cid w16 w16cex w16sdtdh w16sdtfl w16du wp14">
   <w:p>
     <w:pPr>
@@ -1423,6 +1457,16 @@
       </w:rPr>
       <w:t xml:space="preserve"> </w:t>
     </w:r>
+  </w:p>
+</w:hdr>
+</file>
+
+<file path=word/header3.xml><?xml version="1.0" encoding="utf-8"?>
+<w:hdr xmlns:wpc="http://schemas.microsoft.com/office/word/2010/wordprocessingCanvas" xmlns:cx="http://schemas.microsoft.com/office/drawing/2014/chartex" xmlns:cx1="http://schemas.microsoft.com/office/drawing/2015/9/8/chartex" xmlns:cx2="http://schemas.microsoft.com/office/drawing/2015/10/21/chartex" xmlns:cx3="http://schemas.microsoft.com/office/drawing/2016/5/9/chartex" xmlns:cx4="http://schemas.microsoft.com/office/drawing/2016/5/10/chartex" xmlns:cx5="http://schemas.microsoft.com/office/drawing/2016/5/11/chartex" xmlns:cx6="http://schemas.microsoft.com/office/drawing/2016/5/12/chartex" xmlns:cx7="http://schemas.microsoft.com/office/drawing/2016/5/13/chartex" xmlns:cx8="http://schemas.microsoft.com/office/drawing/2016/5/14/chartex" xmlns:mc="http://schemas.openxmlformats.org/markup-compatibility/2006" xmlns:aink="http://schemas.microsoft.com/office/drawing/2016/ink" xmlns:am3d="http://schemas.microsoft.com/office/drawing/2017/model3d" xmlns:o="urn:schemas-microsoft-com:office:office" xmlns:oel="http://schemas.microsoft.com/office/2019/extlst" xmlns:r="http://schemas.openxmlformats.org/officeDocument/2006/relationships" xmlns:m="http://schemas.openxmlformats.org/officeDocument/2006/math" xmlns:v="urn:schemas-microsoft-com:vml" xmlns:wp14="http://schemas.microsoft.com/office/word/2010/wordprocessingDrawing" xmlns:wp="http://schemas.openxmlformats.org/drawingml/2006/wordprocessingDrawing" xmlns:w10="urn:schemas-microsoft-com:office:word" xmlns:w="http://schemas.openxmlformats.org/wordprocessingml/2006/main" xmlns:w14="http://schemas.microsoft.com/office/word/2010/wordml" xmlns:w15="http://schemas.microsoft.com/office/word/2012/wordml" xmlns:w16cex="http://schemas.microsoft.com/office/word/2018/wordml/cex" xmlns:w16cid="http://schemas.microsoft.com/office/word/2016/wordml/cid" xmlns:w16="http://schemas.microsoft.com/office/word/2018/wordml" xmlns:w16du="http://schemas.microsoft.com/office/word/2023/wordml/word16du" xmlns:w16sdtdh="http://schemas.microsoft.com/office/word/2020/wordml/sdtdatahash" xmlns:w16sdtfl="http://schemas.microsoft.com/office/word/2024/wordml/sdtformatlock" xmlns:w16se="http://schemas.microsoft.com/office/word/2015/wordml/symex" xmlns:wpg="http://schemas.microsoft.com/office/word/2010/wordprocessingGroup" xmlns:wpi="http://schemas.microsoft.com/office/word/2010/wordprocessingInk" xmlns:wne="http://schemas.microsoft.com/office/word/2006/wordml" xmlns:wps="http://schemas.microsoft.com/office/word/2010/wordprocessingShape" mc:Ignorable="w14 w15 w16se w16cid w16 w16cex w16sdtdh w16sdtfl w16du wp14">
+  <w:p>
+    <w:pPr>
+      <w:pStyle w:val="Header"/>
+    </w:pPr>
   </w:p>
 </w:hdr>
 </file>
